--- a/modelos_unificados/PropostaUsucapiao.docx
+++ b/modelos_unificados/PropostaUsucapiao.docx
@@ -116,7 +116,7 @@
           <w:sz w:val="24"/>
           <w:szCs w:val="24"/>
         </w:rPr>
-        <w:t>${Cidade}, ${</w:t>
+        <w:t>${empresa_cidade}, ${</w:t>
       </w:r>
       <w:proofErr w:type="spellStart"/>
       <w:r>
@@ -125,7 +125,7 @@
           <w:sz w:val="24"/>
           <w:szCs w:val="24"/>
         </w:rPr>
-        <w:t>${data_extenso}</w:t>
+        <w:t>${data_emissao_extenso}</w:t>
       </w:r>
       <w:proofErr w:type="spellEnd"/>
       <w:r>
@@ -352,7 +352,7 @@
           <w:sz w:val="24"/>
           <w:szCs w:val="24"/>
         </w:rPr>
-        <w:t>${celular_cliente}</w:t>
+        <w:t>${whatsapp_cliente}</w:t>
       </w:r>
       <w:proofErr w:type="spellEnd"/>
       <w:r>
@@ -757,7 +757,7 @@
           <w:sz w:val="24"/>
           <w:szCs w:val="24"/>
         </w:rPr>
-        <w:t>##TEMP_${empresa}##</w:t>
+        <w:t>##TEMP_${empresa_nome}##</w:t>
       </w:r>
       <w:r>
         <w:rPr>
@@ -997,7 +997,7 @@
           <w:sz w:val="24"/>
           <w:szCs w:val="24"/>
         </w:rPr>
-        <w:t>##TEMP_${finalidade}##</w:t>
+        <w:t>##TEMP_${finalidade_obra}##</w:t>
       </w:r>
     </w:p>
     <w:p/>
@@ -2723,7 +2723,7 @@
           <w:sz w:val="24"/>
           <w:szCs w:val="24"/>
         </w:rPr>
-        <w:t xml:space="preserve"> ${Veiculo}</w:t>
+        <w:t xml:space="preserve"> ${veiculo}</w:t>
       </w:r>
     </w:p>
     <w:p>
@@ -2834,7 +2834,7 @@
           <w:sz w:val="24"/>
           <w:szCs w:val="24"/>
         </w:rPr>
-        <w:t xml:space="preserve"> ${GPS}</w:t>
+        <w:t xml:space="preserve"> ${gps}</w:t>
       </w:r>
     </w:p>
     <w:p>
@@ -2874,7 +2874,7 @@
           <w:sz w:val="24"/>
           <w:szCs w:val="24"/>
         </w:rPr>
-        <w:t xml:space="preserve"> ${Drone}</w:t>
+        <w:t xml:space="preserve"> ${drone}</w:t>
       </w:r>
     </w:p>
     <w:p>
@@ -3008,7 +3008,7 @@
           <w:sz w:val="24"/>
           <w:szCs w:val="24"/>
         </w:rPr>
-        <w:t>${valor_extenso}</w:t>
+        <w:t>${valor_total_extenso}</w:t>
       </w:r>
       <w:proofErr w:type="spellEnd"/>
       <w:r>
@@ -3400,7 +3400,7 @@
           <w:sz w:val="24"/>
           <w:szCs w:val="24"/>
         </w:rPr>
-        <w:t xml:space="preserve"> ${Banco}</w:t>
+        <w:t xml:space="preserve"> ${banco_nome}</w:t>
       </w:r>
     </w:p>
     <w:p>
@@ -3440,7 +3440,7 @@
           <w:sz w:val="24"/>
           <w:szCs w:val="24"/>
         </w:rPr>
-        <w:t xml:space="preserve"> ${Agencia}</w:t>
+        <w:t xml:space="preserve"> ${banco_agencia}</w:t>
       </w:r>
     </w:p>
     <w:p>
@@ -3480,7 +3480,7 @@
           <w:sz w:val="24"/>
           <w:szCs w:val="24"/>
         </w:rPr>
-        <w:t xml:space="preserve"> ${Conta}</w:t>
+        <w:t xml:space="preserve"> ${banco_conta}</w:t>
       </w:r>
     </w:p>
     <w:p>
@@ -3520,7 +3520,7 @@
           <w:sz w:val="24"/>
           <w:szCs w:val="24"/>
         </w:rPr>
-        <w:t xml:space="preserve"> ##TEMP_${empresa}##</w:t>
+        <w:t xml:space="preserve"> ##TEMP_${empresa_nome}##</w:t>
       </w:r>
     </w:p>
     <w:p>
@@ -3551,16 +3551,16 @@
           <w:sz w:val="24"/>
           <w:szCs w:val="24"/>
         </w:rPr>
-        <w:t>${cnpj}:</w:t>
-      </w:r>
-      <w:r>
-        <w:rPr>
-          <w:rFonts w:eastAsia="Google Sans Text"/>
-          <w:color w:val="1F1F1F"/>
-          <w:sz w:val="24"/>
-          <w:szCs w:val="24"/>
-        </w:rPr>
-        <w:t xml:space="preserve"> ##TEMP_${cnpj}##</w:t>
+        <w:t>${empresa_cnpj}:</w:t>
+      </w:r>
+      <w:r>
+        <w:rPr>
+          <w:rFonts w:eastAsia="Google Sans Text"/>
+          <w:color w:val="1F1F1F"/>
+          <w:sz w:val="24"/>
+          <w:szCs w:val="24"/>
+        </w:rPr>
+        <w:t xml:space="preserve"> ##TEMP_${empresa_cnpj}##</w:t>
       </w:r>
     </w:p>
     <w:p>
@@ -3698,7 +3698,7 @@
           <w:sz w:val="24"/>
           <w:szCs w:val="24"/>
         </w:rPr>
-        <w:t>##TEMP_${empresa}##</w:t>
+        <w:t>##TEMP_${empresa_nome}##</w:t>
       </w:r>
       <w:r>
         <w:rPr>
@@ -3836,7 +3836,7 @@
           <w:sz w:val="24"/>
           <w:szCs w:val="24"/>
         </w:rPr>
-        <w:t>##TEMP_${empresa}##</w:t>
+        <w:t>##TEMP_${empresa_nome}##</w:t>
       </w:r>
     </w:p>
     <w:p>
